--- a/testakten/unterhalt-berechnungsakte-vollstaendig-rosenheim/06_wohnwert_und_hauslasten.docx
+++ b/testakten/unterhalt-berechnungsakte-vollstaendig-rosenheim/06_wohnwert_und_hauslasten.docx
@@ -45,7 +45,32 @@
         <w:t>Für das System ist wichtig, Wohnvorteil, Kindesunterhalt und Ehegattenunterhalt nicht doppelt zu verrechnen.</w:t>
       </w:r>
     </w:p>
+    <w:p>
+      <w:pPr>
+        <w:pStyle w:val="Heading2"/>
+      </w:pPr>
+      <w:r>
+        <w:t>Objektdaten und Zahlungsnachweise</w:t>
+      </w:r>
+    </w:p>
+    <w:p>
+      <w:r>
+        <w:t>Das Reihenendhaus Innstraße 44 wurde 2018 für 548000 Euro erworben und steht im hälftigen Miteigentum. Die Wohnfläche beträgt 146 Quadratmeter; hinzu kommen Garage und ein nicht ausgebauter Kellerraum. Der Maklerwert von 1.850 Euro monatlich beruht auf einer E-Mail der Rosenheimer Wohnwert GmbH vom 19. April und ist noch kein förmliches Gutachten.</w:t>
+      </w:r>
+    </w:p>
+    <w:p>
+      <w:r>
+        <w:t>Das Darlehen bei der Sparkasse Rosenheim-Bad Aibling valutierte zum 31. Januar 2026 mit 327840,62 Euro. Die Rate von 1480 Euro setzt sich laut Tilgungsplan derzeit aus etwa 780 Euro Zinsen und 700 Euro Tilgung zusammen. Seit Februar wird die Rate vom Hauskonto abgebucht, das überwiegend von Mira aufgefüllt wird. Tobias überwies im März einmalig 500 Euro mit dem Vermerk „Haus Kinder“.</w:t>
+      </w:r>
+    </w:p>
+    <w:p>
+      <w:r>
+        <w:t>Grundsteuer, Gebäudeversicherung, Wasser, Abfall und Heizungswartung sind mit Einzelbelegen erfasst. Strom und verbrauchsabhängige Kosten werden nicht ohne Weiteres dem Wohnwert gegenübergestellt. Noch offen sind eine Nutzungsentschädigung, die künftige Darlehenstragung und die Frage, ob ein Verkauf überhaupt verlangt oder vorbereitet wird.</w:t>
+      </w:r>
+    </w:p>
     <w:sectPr>
+      <w:headerReference w:type="default" r:id="rId9"/>
+      <w:footerReference w:type="default" r:id="rId10"/>
       <w:pgSz w:w="11906" w:h="16838"/>
       <w:pgMar w:top="1417" w:right="1417" w:bottom="1417" w:left="1417" w:header="720" w:footer="720" w:gutter="0"/>
       <w:cols w:space="720"/>
@@ -53,6 +78,44 @@
     </w:sectPr>
   </w:body>
 </w:document>
+</file>
+
+<file path=word/footer1.xml><?xml version="1.0" encoding="utf-8"?>
+<w:ftr xmlns:m="http://schemas.openxmlformats.org/officeDocument/2006/math" xmlns:mc="http://schemas.openxmlformats.org/markup-compatibility/2006" xmlns:mo="http://schemas.microsoft.com/office/mac/office/2008/main" xmlns:mv="urn:schemas-microsoft-com:mac:vml" xmlns:o="urn:schemas-microsoft-com:office:office" xmlns:r="http://schemas.openxmlformats.org/officeDocument/2006/relationships" xmlns:v="urn:schemas-microsoft-com:vml" xmlns:w10="urn:schemas-microsoft-com:office:word" xmlns:w14="http://schemas.microsoft.com/office/word/2010/wordml" xmlns:w="http://schemas.openxmlformats.org/wordprocessingml/2006/main" xmlns:wne="http://schemas.microsoft.com/office/word/2006/wordml" xmlns:wp14="http://schemas.microsoft.com/office/word/2010/wordprocessingDrawing" xmlns:wp="http://schemas.openxmlformats.org/drawingml/2006/wordprocessingDrawing" xmlns:wpc="http://schemas.microsoft.com/office/word/2010/wordprocessingCanvas" xmlns:wpg="http://schemas.microsoft.com/office/word/2010/wordprocessingGroup" xmlns:wpi="http://schemas.microsoft.com/office/word/2010/wordprocessingInk" xmlns:wps="http://schemas.microsoft.com/office/word/2010/wordprocessingShape" mc:Ignorable="w14 wp14">
+  <w:p>
+    <w:pPr>
+      <w:pStyle w:val="Footer"/>
+      <w:jc w:val="center"/>
+    </w:pPr>
+    <w:r>
+      <w:rPr>
+        <w:rFonts w:ascii="Arial" w:hAnsi="Arial"/>
+        <w:color w:val="6E6E6E"/>
+        <w:sz w:val="16"/>
+      </w:rPr>
+      <w:t>Aktenstück 06_wohnwert_und_hauslasten.docx · Arbeitsstand</w:t>
+    </w:r>
+  </w:p>
+</w:ftr>
+</file>
+
+<file path=word/header1.xml><?xml version="1.0" encoding="utf-8"?>
+<w:hdr xmlns:m="http://schemas.openxmlformats.org/officeDocument/2006/math" xmlns:mc="http://schemas.openxmlformats.org/markup-compatibility/2006" xmlns:mo="http://schemas.microsoft.com/office/mac/office/2008/main" xmlns:mv="urn:schemas-microsoft-com:mac:vml" xmlns:o="urn:schemas-microsoft-com:office:office" xmlns:r="http://schemas.openxmlformats.org/officeDocument/2006/relationships" xmlns:v="urn:schemas-microsoft-com:vml" xmlns:w10="urn:schemas-microsoft-com:office:word" xmlns:w14="http://schemas.microsoft.com/office/word/2010/wordml" xmlns:w="http://schemas.openxmlformats.org/wordprocessingml/2006/main" xmlns:wne="http://schemas.microsoft.com/office/word/2006/wordml" xmlns:wp14="http://schemas.microsoft.com/office/word/2010/wordprocessingDrawing" xmlns:wp="http://schemas.openxmlformats.org/drawingml/2006/wordprocessingDrawing" xmlns:wpc="http://schemas.microsoft.com/office/word/2010/wordprocessingCanvas" xmlns:wpg="http://schemas.microsoft.com/office/word/2010/wordprocessingGroup" xmlns:wpi="http://schemas.microsoft.com/office/word/2010/wordprocessingInk" xmlns:wps="http://schemas.microsoft.com/office/word/2010/wordprocessingShape" mc:Ignorable="w14 wp14">
+  <w:p>
+    <w:pPr>
+      <w:pStyle w:val="Header"/>
+      <w:jc w:val="right"/>
+    </w:pPr>
+    <w:r>
+      <w:rPr>
+        <w:rFonts w:ascii="Arial" w:hAnsi="Arial"/>
+        <w:color w:val="535E67"/>
+        <w:sz w:val="16"/>
+      </w:rPr>
+      <w:t>Ehewohnung Innstraße 44 · FA-2026/317</w:t>
+    </w:r>
+  </w:p>
+</w:hdr>
 </file>
 
 <file path=word/numbering.xml><?xml version="1.0" encoding="utf-8"?>
@@ -418,9 +481,12 @@
     <w:name w:val="Normal"/>
     <w:qFormat/>
     <w:rsid w:val="00FC693F"/>
+    <w:pPr>
+      <w:spacing w:after="120"/>
+    </w:pPr>
     <w:rPr>
-      <w:rFonts w:ascii="Times New Roman" w:hAnsi="Times New Roman"/>
-      <w:sz w:val="22"/>
+      <w:rFonts w:ascii="Arial" w:hAnsi="Arial"/>
+      <w:sz w:val="21"/>
     </w:rPr>
   </w:style>
   <w:style w:type="paragraph" w:styleId="Header">
@@ -482,9 +548,10 @@
       <w:outlineLvl w:val="0"/>
     </w:pPr>
     <w:rPr>
-      <w:rFonts w:asciiTheme="majorHAnsi" w:eastAsiaTheme="majorEastAsia" w:hAnsiTheme="majorHAnsi" w:cstheme="majorBidi" w:ascii="Times New Roman" w:hAnsi="Times New Roman"/>
+      <w:rFonts w:asciiTheme="majorHAnsi" w:eastAsiaTheme="majorEastAsia" w:hAnsiTheme="majorHAnsi" w:cstheme="majorBidi" w:ascii="Arial" w:hAnsi="Arial"/>
       <w:b/>
       <w:bCs/>
+      <w:color w:val="24364B"/>
       <w:sz w:val="28"/>
       <w:szCs w:val="28"/>
     </w:rPr>
@@ -505,9 +572,10 @@
       <w:outlineLvl w:val="1"/>
     </w:pPr>
     <w:rPr>
-      <w:rFonts w:asciiTheme="majorHAnsi" w:eastAsiaTheme="majorEastAsia" w:hAnsiTheme="majorHAnsi" w:cstheme="majorBidi" w:ascii="Times New Roman" w:hAnsi="Times New Roman"/>
+      <w:rFonts w:asciiTheme="majorHAnsi" w:eastAsiaTheme="majorEastAsia" w:hAnsiTheme="majorHAnsi" w:cstheme="majorBidi" w:ascii="Arial" w:hAnsi="Arial"/>
       <w:b/>
       <w:bCs/>
+      <w:color w:val="24364B"/>
       <w:sz w:val="24"/>
       <w:szCs w:val="26"/>
     </w:rPr>
@@ -769,8 +837,8 @@
       <w:contextualSpacing/>
     </w:pPr>
     <w:rPr>
-      <w:rFonts w:asciiTheme="majorHAnsi" w:eastAsiaTheme="majorEastAsia" w:hAnsiTheme="majorHAnsi" w:cstheme="majorBidi"/>
-      <w:color w:val="17365D" w:themeColor="text2" w:themeShade="BF"/>
+      <w:rFonts w:asciiTheme="majorHAnsi" w:eastAsiaTheme="majorEastAsia" w:hAnsiTheme="majorHAnsi" w:cstheme="majorBidi" w:ascii="Arial" w:hAnsi="Arial"/>
+      <w:color w:val="24364B"/>
       <w:spacing w:val="5"/>
       <w:kern w:val="28"/>
       <w:sz w:val="52"/>
